--- a/вопросы/Вопросы_архитектору_T01.1_v2.docx
+++ b/вопросы/Вопросы_архитектору_T01.1_v2.docx
@@ -12,7 +12,7 @@
     </w:p>
     <w:p>
       <w:r>
-        <w:t>Версия от 05.10.2026. Список сокращён с 18 до 9 вопросов и сверен со стенограммой встречи 05.10.2026. Ссылки на 24.09 и 17.09 даны по записям автора: протоколов в репозитории нет, тайм-коды 05.10 — по файлу стенограммы (машинная запись, возможны неточности).</w:t>
+        <w:t>Версия от 05.10.2026 (вторая редакция: проверено по коду). Список сокращён с 18 до 9 вопросов и сверен со стенограммой встречи 05.10.2026. Пометка [КОД] означает проверку по исходникам (tariff-main, geo-main). Ссылки на 24.09 и 17.09 даны по записям автора: протоколов в репозитории нет, тайм-коды 05.10 — по файлу стенограммы (машинная запись, возможны неточности).</w:t>
       </w:r>
     </w:p>
     <w:p>
@@ -127,7 +127,7 @@
           </w:tcPr>
           <w:p>
             <w:r>
-              <w:t>jsonb уже используется в платформе; одинаковые точки дают одинаковый текст в истории; отклонение от БТ техническое.</w:t>
+              <w:t>jsonb уже используется в платформе (сервис согласований: Approval, ApprovalJournal); одинаковые точки дают одинаковый текст в истории; отклонение от БТ техническое.</w:t>
             </w:r>
           </w:p>
         </w:tc>
@@ -353,7 +353,7 @@
         <w:t xml:space="preserve">Откуда: </w:t>
       </w:r>
       <w:r>
-        <w:t>TariffServiceImpl.java:608-650 — при загрузке нового прайса старый тариф получает active = false, новый — новый id. Запись 05.10 (01:24–04:46): tariff_id нужен для реестров — по какому тарифу рассчитана плановая рекомендуемая стоимость; тариф перевозчика (outcomeTariffId) не хранится. При оформлении заказа по выбранной дате проверяется, есть ли на эту дату тариф и избранный маршрут. Протокол 17.09, п. 10: маршрут активен, пока действует тариф.</w:t>
+        <w:t>TariffServiceImpl.java:608-650 — при загрузке нового прайса старый тариф получает active = false, новый — новый id. [КОД] Расчёт по конкретному tariffId (CalculateServiceImpl.java:84-87) принимает только активный тариф, иначе «не найдено»: после загрузки прайса расчёт по сохранённому tariff_id перестаёт работать, в том числе пересчёт при редактировании маршрута. Запись 05.10 (01:24–04:46): tariff_id нужен для реестров — по какому тарифу рассчитана плановая рекомендуемая стоимость; тариф перевозчика (outcomeTariffId) не хранится. При оформлении заказа по выбранной дате проверяется, есть ли на эту дату тариф и избранный маршрут. Протокол 17.09, п. 10: маршрут активен, пока действует тариф.</w:t>
       </w:r>
     </w:p>
     <w:p>
@@ -410,7 +410,7 @@
         <w:pStyle w:val="ListBullet"/>
       </w:pPr>
       <w:r>
-        <w:t>Способ 2. При выдаче списка без даты: на текущую дату, запросом в TariffService. Похожий поиск внутри сервиса уже есть (findByDepartmentIdAndTransportTypeAndTaxiClassAndRegionIdAndActive); доступен ли он наружу, не проверено — иначе нужен новый метод.</w:t>
+        <w:t>Способ 2. При выдаче списка без даты: на текущую дату. [КОД] Внешний поиск тарифов уже есть: POST search в TariffController (фильтры: организация, регион, класс, ночной признак, активность, вид транспорта) и GET списка тарифов по виду транспорта с фильтром по региону; новый метод не нужен. Фильтра по подразделению в поиске нет; права доступа к методам не проверялись.</w:t>
       </w:r>
     </w:p>
     <w:p>
@@ -424,7 +424,7 @@
         <w:t xml:space="preserve">Рекомендация: </w:t>
       </w:r>
       <w:r>
-        <w:t>правило B, способ 1. Обоснование: номер тарифа нужен для привязки территории, сервиса и услуги, а не конкретной записи (17.09, п. 10); проверка по дате заказа совпадает с порядком оформления, который описан на встрече 05.10. Вариант «признак доступности, обновляемый по событиям» снят: при истечении договора событие не отправляется.</w:t>
+        <w:t>правило B, способ 1. Обоснование: номер тарифа нужен для привязки территории, сервиса и услуги, а не конкретной записи (17.09, п. 10); проверка по дате заказа совпадает с порядком оформления, описанным на встрече 05.10; хранить tariff_id как рабочую ссылку для расчёта нельзя — он перестаёт действовать при загрузке прайса. Вариант «признак доступности, обновляемый по событиям» снят: при истечении договора событие не отправляется.</w:t>
       </w:r>
     </w:p>
     <w:p>
@@ -438,7 +438,7 @@
         <w:t xml:space="preserve">Примечание: </w:t>
       </w:r>
       <w:r>
-        <w:t>Период маршрута (valid_from, valid_to) может быть пустым — круглогодичные маршруты допускаются (05.10, 12:07–12:17). Как соотносятся период маршрута и период тарифа, см. вопрос заказчику №5.</w:t>
+        <w:t>Период маршрута (valid_from, valid_to) может быть пустым — круглогодичные маршруты допускаются (05.10, 12:07–12:17). Как соотносятся период маршрута и период тарифа, см. вопрос заказчику №5. Если по организации найдено несколько активных тарифов одного класса (разные договоры или подразделения), правило выбора нужно определить; штатный расчёт выбирает один контракт по весу (CalculateServiceImpl.java:345-358).</w:t>
       </w:r>
     </w:p>
     <w:p>
@@ -537,7 +537,7 @@
         <w:t xml:space="preserve">Откуда: </w:t>
       </w:r>
       <w:r>
-        <w:t>Для класса расчёт зависит от даты поездки и свободных автомобилей (POST /calculate/transport; тарифы ограничены датами tariffStartDate/EndDate). Выбор автомобиля при оформлении заявки подтверждён на встрече 17.09 (п. 4). Запись 05.10 (09:13–09:25): рекомендуемая стоимость обязательна («это является обязательным»); из записи не ясно, относилось ли это к каждому классу.</w:t>
+        <w:t>Для класса расчёт зависит от даты поездки и свободных автомобилей ([КОД] POST /calculate/transport в CalculatingController, через шлюз /tariffs/calculate/transport; тарифы трансфера ограничены датами tariffStartDate/EndDate). Выбор автомобиля при оформлении заявки подтверждён на встрече 17.09 (п. 4). Запись 05.10 (09:13–09:25): рекомендуемая стоимость обязательна («это является обязательным»); из записи не ясно, относилось ли это к каждому классу.</w:t>
       </w:r>
     </w:p>
     <w:p>
@@ -729,7 +729,7 @@
         <w:t xml:space="preserve">Откуда: </w:t>
       </w:r>
       <w:r>
-        <w:t>gRPC TariffService.calculate не принимает класс услуги и ожидание в точках, поэтому расчёт идёт через geo (расстояние и время) и REST POST /calculate/{transportTypeUUID}/{tariffId}. Класс в запросе не передаётся: он определяется выбранным tariffId. Запись 05.10 (01:24–04:46): порядок создания — адрес, geo, маршрут и расчёт, затем выбор вида транспорта и класса из результата расчёта.</w:t>
+        <w:t>gRPC TariffService.calculate не принимает класс услуги и ожидание в точках (proto сервиса тарифов), поэтому расчёт идёт через geo (расстояние и время) и REST POST /calculate/{transportTypeUUID}/{tariffId}. [КОД] Класс в запросе не передаётся: он определяется выбранным tariffId. POST /calculate без tariffId возвращает список расчётов, в каждом есть id тарифа, taxiClass или groupTransferClass, active, cost (CalculatedDto.java). Запись 05.10 (01:24–04:46): порядок создания — адрес, geo, маршрут и расчёт, затем выбор вида транспорта и класса из результата расчёта.</w:t>
       </w:r>
     </w:p>
     <w:p>
@@ -762,7 +762,7 @@
         <w:pStyle w:val="ListBullet"/>
       </w:pPr>
       <w:r>
-        <w:t>A. Отбор из результата POST /calculate (расчёт по всем тарифам возвращает список, класс виден в результате).</w:t>
+        <w:t>A. Отбор из результата POST /calculate (по всем тарифам). [КОД] Штатный путь: фильтрует классы такси по должности сотрудника, выбирает один контракт по весу, учитывает подразделение и дату поездки (CalculateServiceImpl.java:345-368, :483-526).</w:t>
       </w:r>
     </w:p>
     <w:p>
@@ -770,7 +770,7 @@
         <w:pStyle w:val="ListBullet"/>
       </w:pPr>
       <w:r>
-        <w:t>B. Отдельный вызов списка тарифов — если такой метод доступен наружу (не проверено).</w:t>
+        <w:t>B. Поиск tariffId через POST search в TariffController (организация, регион, класс, ночной признак, активность), затем расчёт по найденному tariffId. [КОД] Расчёт по tariffId не фильтрует классы по должности (CalculateServiceImpl.java:84-99); если по организации найдено несколько активных тарифов одного класса, нужно правило выбора.</w:t>
       </w:r>
     </w:p>
     <w:p>
@@ -784,7 +784,7 @@
         <w:t xml:space="preserve">Рекомендация: </w:t>
       </w:r>
       <w:r>
-        <w:t>A, после проверки на стенде, что результат содержит класс и tariffId. B — если A не подтвердится.</w:t>
+        <w:t>B для поиска tariffId, затем расчёт по найденному tariffId: не зависит от должности сотрудника. Если архитектор требует результат, совпадающий со штатным выбором контракта и подразделения, — A (с учётом вопроса 7). Решение зависит от ответа на вопрос 2 о нескольких активных тарифах.</w:t>
       </w:r>
     </w:p>
     <w:p>
@@ -806,7 +806,7 @@
         <w:t xml:space="preserve">Откуда: </w:t>
       </w:r>
       <w:r>
-        <w:t>Расчёт идёт от имени авторизованного сотрудника: организация и сотрудник берутся из токена. Утверждение, что классы такси отбираются по должности (без должности доступен только ECONOMY), перенесено из прежней версии списка и требует проверки по коду или стенду. Путь в нашем коде: /calculate (префикс шлюза не подтверждён).</w:t>
+        <w:t>Расчёт идёт от имени авторизованного сотрудника: организация и сотрудник берутся из токена (путь для фронта: /tariffs/calculate, в сервисе: /calculate). [КОД] Классы такси фильтруются по должности только в расчёте по всем тарифам: если должность не задана, доступен только ECONOMY; если у должности нет доступных классов, не доступен ни один (CalculateServiceImpl.java:483-526). Расчёт по конкретному tariffId (:84-99) такого фильтра не применяет.</w:t>
       </w:r>
     </w:p>
     <w:p>
@@ -877,7 +877,7 @@
         <w:t xml:space="preserve">Рекомендация: </w:t>
       </w:r>
       <w:r>
-        <w:t>A — только если проверка на стенде (расчёт под пользователем без должности) покажет, что администратору доступны все нужные классы. Иначе D, а C — как временное решение.</w:t>
+        <w:t>Если tariffId находится по варианту B вопроса 6, достаточно A: должность не влияет на расчёт по tariffId. Если по варианту A вопроса 6 — D, а C как временное решение.</w:t>
       </w:r>
     </w:p>
     <w:p>
@@ -891,7 +891,7 @@
         <w:t xml:space="preserve">Примечание: </w:t>
       </w:r>
       <w:r>
-        <w:t>Риск: при A у администратора без нужной должности расчёт по части классов не вернётся и маршрут не сохранится, потому что recommended_cost обязателен. Если тарифы зависят от подразделения, цена будет посчитана по подразделению администратора, а пассажир может получить другой тариф.</w:t>
+        <w:t>Риск при расчёте по всем тарифам: у администратора без нужной должности расчёт по части классов не вернётся и маршрут не сохранится, потому что recommended_cost обязателен. Если тарифы зависят от подразделения, цена будет посчитана по подразделению администратора, а пассажир может получить другой тариф.</w:t>
       </w:r>
     </w:p>
     <w:p>
@@ -899,7 +899,7 @@
         <w:pStyle w:val="Heading2"/>
       </w:pPr>
       <w:r>
-        <w:t>Вопрос 8. Дата поездки для ночного признака (T01.4)</w:t>
+        <w:t>Вопрос 8. Дата поездки для расчёта рекомендуемой стоимости (T01.4)</w:t>
       </w:r>
     </w:p>
     <w:p>
@@ -913,7 +913,7 @@
         <w:t xml:space="preserve">Откуда: </w:t>
       </w:r>
       <w:r>
-        <w:t>Выбор дневного или ночного тарифа такси определяется tripDate (по умолчанию «сейчас + 5 минут»). Запись 05.10 (04:46–05:13): для трансфера, по словам участников, ночной тариф тоже подтягивается по времени выезда.</w:t>
+        <w:t>[КОД] Тариф такси зависит от даты поездки двояко: ночной или дневной тариф определяется по tripDate (22:00–06:00, CalculateServiceImpl.java:318-324), и, кроме того, цена умножается на временной коэффициент: выходной (суббота, воскресенье), утро, день, вечер, ночь (getTimeCoefficient, :991-1013, :1053). По умолчанию tripDate — «сейчас + 5 минут». [КОД] У тарифов группового трансфера признака ночного тарифа и временных коэффициентов нет (они есть только у такси, самоката и каршеринга), дата влияет на трансфер лишь через сроки действия тарифа. Запись 05.10 (04:46–05:13): участники ожидали, что ночной тариф подтягивается и для трансфера.</w:t>
       </w:r>
     </w:p>
     <w:p>
@@ -927,7 +927,7 @@
         <w:t xml:space="preserve">Суть: </w:t>
       </w:r>
       <w:r>
-        <w:t>Для ночного маршрута calculate нужно вызывать с датой в интервале 22:00–06:00, для дневного — вне его. У трансфера, по данным стенда и документа, ночного признака нет; запись 05.10 это ставит под сомнение.</w:t>
+        <w:t>В избранном маршруте нет даты поездки, а цена такси зависит от времени суток и дня недели. Нужно определить, по какой условной дате считать рекомендуемую стоимость.</w:t>
       </w:r>
     </w:p>
     <w:p>
@@ -946,7 +946,7 @@
         <w:pStyle w:val="ListBullet"/>
       </w:pPr>
       <w:r>
-        <w:t>A. Передавать условную дату: для ночного — ближайшее время в интервале 23:00–05:00, для дневного — 10:00–18:00.</w:t>
+        <w:t>A. Условная дата: для ночного маршрута — ближайший рабочий день, 23:00–05:00; для дневного — ближайший рабочий день, 10:00–18:00.</w:t>
       </w:r>
     </w:p>
     <w:p>
@@ -954,7 +954,7 @@
         <w:pStyle w:val="ListBullet"/>
       </w:pPr>
       <w:r>
-        <w:t>B. Текущее время — неверно: признак будет зависеть от момента сохранения.</w:t>
+        <w:t>B. Текущее время — неверно: цена будет зависеть от момента сохранения.</w:t>
       </w:r>
     </w:p>
     <w:p>
@@ -962,7 +962,7 @@
         <w:pStyle w:val="ListBullet"/>
       </w:pPr>
       <w:r>
-        <w:t>C. Другое.</w:t>
+        <w:t>C. Другое (например, учитывать выходной коэффициент).</w:t>
       </w:r>
     </w:p>
     <w:p>
@@ -976,7 +976,7 @@
         <w:t xml:space="preserve">Рекомендация: </w:t>
       </w:r>
       <w:r>
-        <w:t>A для такси; часовой пояс — региона первой точки; дата — ближайшая будущая, чтобы тариф и договор на неё действовали. Для трансфера сначала проверить на стенде, есть ли ночной тариф (вопрос заказчику №8); если нет — передаётся текущая дата.</w:t>
+        <w:t>A; часовой пояс — региона первой точки; дата — ближайшая будущая, чтобы тариф и договор на неё действовали. Для трансфера передаётся текущая дата: ночного тарифа там нет. Нужно подтвердить, что рекомендуемая стоимость — ориентир и не учитывает выходной и вечерний коэффициенты (вопрос заказчику №8 про ночной трансфер).</w:t>
       </w:r>
     </w:p>
     <w:p>
@@ -998,7 +998,7 @@
         <w:t xml:space="preserve">Откуда: </w:t>
       </w:r>
       <w:r>
-        <w:t>Встреча 05.10 (11:31–12:04): максимум 26 точек. Предел 10 был связан с навигатором 2GIS (по записи: навигатор работает только с 10 точками). Расстояние и время считаются одним вызовом geo по всем точкам.</w:t>
+        <w:t>Встреча 05.10 (11:31–12:04): максимум 26 точек. Предел 10 был связан с навигатором 2GIS (по записи: навигатор работает только с 10 точками). [КОД] Сервис geo строит маршрут по парам соседних точек: на каждую пару отдельный запрос к 2ГИС, затем участки собираются (RouteServiceImpl.java:48-80); ограничения числа точек в geo, в расчёте тарифа и в заявке по коду нет.</w:t>
       </w:r>
     </w:p>
     <w:p>
@@ -1012,7 +1012,7 @@
         <w:t xml:space="preserve">Суть: </w:t>
       </w:r>
       <w:r>
-        <w:t>Не проверено, принимают ли geo/route и calculate 26 точек. Если у geo/route тот же предел в 10 точек, маршрут из 11–26 точек не рассчитается и не сохранится, потому что расчёт обязателен. Вопрос об ограничении навигатора у водителя отдельный.</w:t>
+        <w:t>Ограничения в 10 точек на нашей стороне нет, но 26 точек — это 25 последовательных запросов к 2ГИС (для перевозки сотрудников с повтором при ошибке). Риск — время ответа и таймаут фронта; фактическое время не проверено. Ограничение навигатора у водителя — отдельный вопрос, к интеграторам.</w:t>
       </w:r>
     </w:p>
     <w:p>
@@ -1031,7 +1031,7 @@
         <w:pStyle w:val="ListBullet"/>
       </w:pPr>
       <w:r>
-        <w:t>A. Один вызов на все точки, если geo/route принимает 26.</w:t>
+        <w:t>A. Оставить как есть, замерить время расчёта маршрута из 26 точек на стенде.</w:t>
       </w:r>
     </w:p>
     <w:p>
@@ -1039,7 +1039,7 @@
         <w:pStyle w:val="ListBullet"/>
       </w:pPr>
       <w:r>
-        <w:t>B. Разбивать маршрут на участки не больше 10 точек с общей точкой на стыке, расстояние и время суммировать — доработка в T01.4.</w:t>
+        <w:t>B. Ускорить построение (параллельные запросы по участкам) — доработка чужого сервиса geo.</w:t>
       </w:r>
     </w:p>
     <w:p>
@@ -1047,7 +1047,7 @@
         <w:pStyle w:val="ListBullet"/>
       </w:pPr>
       <w:r>
-        <w:t>C. Временно ограничить маршрут 10 точками до доработки.</w:t>
+        <w:t>C. Если время неприемлемо, временно ограничить число точек значением, подобранным по замеру.</w:t>
       </w:r>
     </w:p>
     <w:p>
@@ -1061,7 +1061,7 @@
         <w:t xml:space="preserve">Рекомендация: </w:t>
       </w:r>
       <w:r>
-        <w:t>Проверить на стенде маршрутом из 11 и из 26 точек. Если geo/route их не принимает — B. Для водителей отдельно уточнить у интеграторов: если навигатор строит только 10 точек, маршрут из 26 у водителя может не построиться.</w:t>
+        <w:t>A, затем по замеру: при приемлемом времени оставить, иначе C. B — только если это допустимо вне T01.1. Для водителей отдельно уточнить у интеграторов, что навигатор строит маршрут из 26 точек.</w:t>
       </w:r>
     </w:p>
     <w:p>
@@ -1305,7 +1305,7 @@
           </w:tcPr>
           <w:p>
             <w:r>
-              <w:t>Оставлены как вопросы 7, 8, 9 с поправками по стенограмме и коду.</w:t>
+              <w:t>Оставлены как вопросы 7, 8, 9; переписаны по коду (фильтр по должности, коэффициенты времени, построение маршрута по парам точек).</w:t>
             </w:r>
           </w:p>
         </w:tc>

--- a/вопросы/Вопросы_архитектору_T01.1_v2.docx
+++ b/вопросы/Вопросы_архитектору_T01.1_v2.docx
@@ -319,7 +319,7 @@
           </w:tcPr>
           <w:p>
             <w:r>
-              <w:t>Встреча 05.10, 10:24–12:04: минимум две точки, максимум 26. Предел 10 был связан с навигатором 2GIS. Требует подтверждения заказчика (вопросы заказчику №1, №2).</w:t>
+              <w:t>Подтверждено на встрече 05.10, 10:24–12:04: от 2 до 26 точек, включая базу. Предел 10 был связан с навигатором 2GIS.</w:t>
             </w:r>
           </w:p>
         </w:tc>
@@ -438,7 +438,7 @@
         <w:t xml:space="preserve">Примечание: </w:t>
       </w:r>
       <w:r>
-        <w:t>Период маршрута (valid_from, valid_to) может быть пустым — круглогодичные маршруты допускаются (05.10, 12:07–12:17). Как соотносятся период маршрута и период тарифа, см. вопрос заказчику №5. Если по организации найдено несколько активных тарифов одного класса (разные договоры или подразделения), правило выбора нужно определить; штатный расчёт выбирает один контракт по весу (CalculateServiceImpl.java:345-358).</w:t>
+        <w:t>Период маршрута (valid_from, valid_to) может быть пустым — круглогодичные маршруты допускаются (05.10, 12:07–12:17). Маршрут действует, пока действует тариф (17.09, 05.10); период маршрута тарифом при сохранении не ограничивается. Если по организации найдено несколько активных тарифов одного класса (разные договоры или подразделения), правило выбора нужно определить; штатный расчёт выбирает один контракт по весу (CalculateServiceImpl.java:345-358).</w:t>
       </w:r>
     </w:p>
     <w:p>
@@ -600,7 +600,7 @@
         <w:t xml:space="preserve">Рекомендация: </w:t>
       </w:r>
       <w:r>
-        <w:t>В. Обоснование: класс входит в согласованный объём; общие правила для остальных классов не меняются. В карточке вместо рекомендуемой цены — прочерк с пояснением (T01.3). Если тариф определяется по параметрам (вопрос 2), отдельное правило доступности не нужно: проверяются только даты действия тарифов «Выбора автомобиля» (в списке — на текущую дату, при оформлении — на дату поездки). А — только если заказчик откажется от класса (вопрос заказчику №7).</w:t>
+        <w:t>В. Обоснование: класс входит в согласованный объём; общие правила для остальных классов не меняются. В карточке вместо рекомендуемой цены — прочерк с пояснением (T01.3). Если тариф определяется по параметрам (вопрос 2), отдельное правило доступности не нужно: проверяются только даты действия тарифов «Выбора автомобиля» (в списке — на текущую дату, при оформлении — на дату поездки). А — только если заказчик откажется от класса (вопрос заказчику №1).</w:t>
       </w:r>
     </w:p>
     <w:p>
@@ -976,7 +976,7 @@
         <w:t xml:space="preserve">Рекомендация: </w:t>
       </w:r>
       <w:r>
-        <w:t>A; часовой пояс — региона первой точки; дата — ближайшая будущая, чтобы тариф и договор на неё действовали. Для трансфера передаётся текущая дата: ночного тарифа там нет. Нужно подтвердить, что рекомендуемая стоимость — ориентир и не учитывает выходной и вечерний коэффициенты (вопрос заказчику №8 про ночной трансфер).</w:t>
+        <w:t>A; часовой пояс — региона первой точки; дата — ближайшая будущая, чтобы тариф и договор на неё действовали. Для трансфера передаётся текущая дата: ночного тарифа там нет, признак необязателен (решение 05.10). Нужно подтвердить, что рекомендуемая стоимость — ориентир и не учитывает выходной и вечерний коэффициенты.</w:t>
       </w:r>
     </w:p>
     <w:p>

--- a/вопросы/Вопросы_архитектору_T01.1_v2.docx
+++ b/вопросы/Вопросы_архитектору_T01.1_v2.docx
@@ -537,7 +537,7 @@
         <w:t xml:space="preserve">Откуда: </w:t>
       </w:r>
       <w:r>
-        <w:t>Для класса расчёт зависит от даты поездки и свободных автомобилей ([КОД] POST /calculate/transport в CalculatingController, через шлюз /tariffs/calculate/transport; тарифы трансфера ограничены датами tariffStartDate/EndDate). Выбор автомобиля при оформлении заявки подтверждён на встрече 17.09 (п. 4). Запись 05.10 (09:13–09:25): рекомендуемая стоимость обязательна («это является обязательным»); из записи не ясно, относилось ли это к каждому классу.</w:t>
+        <w:t>Для класса расчёт зависит от даты поездки и свободных автомобилей ([КОД] POST /calculate/transport в CalculatingController, через шлюз /api/tariffs/calculate/transport (gateway-main, application.yml); тарифы трансфера ограничены датами tariffStartDate/EndDate). Выбор автомобиля при оформлении заявки подтверждён на встрече 17.09 (п. 4). Запись 05.10 (09:13–09:25): рекомендуемая стоимость обязательна («это является обязательным»); из записи не ясно, относилось ли это к каждому классу.</w:t>
       </w:r>
     </w:p>
     <w:p>
@@ -806,7 +806,7 @@
         <w:t xml:space="preserve">Откуда: </w:t>
       </w:r>
       <w:r>
-        <w:t>Расчёт идёт от имени авторизованного сотрудника: организация и сотрудник берутся из токена (путь для фронта: /tariffs/calculate, в сервисе: /calculate). [КОД] Классы такси фильтруются по должности только в расчёте по всем тарифам: если должность не задана, доступен только ECONOMY; если у должности нет доступных классов, не доступен ни один (CalculateServiceImpl.java:483-526). Расчёт по конкретному tariffId (:84-99) такого фильтра не применяет.</w:t>
+        <w:t>Расчёт идёт от имени авторизованного сотрудника: организация и сотрудник берутся из токена (через шлюз: /api/tariffs/calculate, в сервисе: /calculate). [КОД] Классы такси фильтруются по должности только в расчёте по всем тарифам: если должность не задана, доступен только ECONOMY; если у должности нет доступных классов, не доступен ни один (CalculateServiceImpl.java:483-526). Расчёт по конкретному tariffId (:84-99) такого фильтра не применяет.</w:t>
       </w:r>
     </w:p>
     <w:p>

--- a/вопросы/Вопросы_архитектору_T01.1_v2.docx
+++ b/вопросы/Вопросы_архитектору_T01.1_v2.docx
@@ -12,7 +12,7 @@
     </w:p>
     <w:p>
       <w:r>
-        <w:t>Версия от 05.10.2026 (вторая редакция: проверено по коду). Список сокращён с 18 до 9 вопросов и сверен со стенограммой встречи 05.10.2026. Пометка [КОД] означает проверку по исходникам (tariff-main, geo-main). Ссылки на 24.09 и 17.09 даны по записям автора: протоколов в репозитории нет, тайм-коды 05.10 — по файлу стенограммы (машинная запись, возможны неточности).</w:t>
+        <w:t>Версия от 05.10.2026 (вторая редакция: проверено по коду). Список сокращён с 18 до 9 вопросов, дополнен вопросами 10–13 по API (T01.2) и сверен со стенограммой встречи 05.10.2026. Пометка [КОД] означает проверку по исходникам (tariff-main, geo-main). Ссылки на 24.09 и 17.09 даны по записям автора: протоколов в репозитории нет, тайм-коды 05.10 — по файлу стенограммы (машинная запись, возможны неточности).</w:t>
       </w:r>
     </w:p>
     <w:p>
@@ -28,7 +28,7 @@
         <w:pStyle w:val="Heading2"/>
       </w:pPr>
       <w:r>
-        <w:t>Вопрос 1. Подтверждение типов и ограничений (D02, D03, D04, D10, D11, D12)</w:t>
+        <w:t>Вопрос 1. Подтверждение типов и ограничений (D01, D02, D03, D04, D06, D10, D11, D12, D14)</w:t>
       </w:r>
     </w:p>
     <w:p>
@@ -288,6 +288,102 @@
           <w:p>
             <w:r>
               <w:t>CHECK защищает от опечаток, перечисление упрощает поддержку.</w:t>
+            </w:r>
+          </w:p>
+        </w:tc>
+      </w:tr>
+      <w:tr>
+        <w:tc>
+          <w:tcPr>
+            <w:tcW w:type="dxa" w:w="2268"/>
+          </w:tcPr>
+          <w:p>
+            <w:r>
+              <w:t>Типы и точность расчётных полей (D06)</w:t>
+            </w:r>
+          </w:p>
+        </w:tc>
+        <w:tc>
+          <w:tcPr>
+            <w:tcW w:type="dxa" w:w="3118"/>
+          </w:tcPr>
+          <w:p>
+            <w:r>
+              <w:t>total_km — numeric(7,3) без округления; travel_time и total_time — numeric(6,1) минут, округление half-up один раз после суммирования; деньги — int4 в копейках; значение вне диапазона отклоняется</w:t>
+            </w:r>
+          </w:p>
+        </w:tc>
+        <w:tc>
+          <w:tcPr>
+            <w:tcW w:type="dxa" w:w="4252"/>
+          </w:tcPr>
+          <w:p>
+            <w:r>
+              <w:t>Расстояние приходит с точностью до метра; единицы внешнего API — мс, км, копейки.</w:t>
+            </w:r>
+          </w:p>
+        </w:tc>
+      </w:tr>
+      <w:tr>
+        <w:tc>
+          <w:tcPr>
+            <w:tcW w:type="dxa" w:w="2268"/>
+          </w:tcPr>
+          <w:p>
+            <w:r>
+              <w:t>Адрес точки (D01)</w:t>
+            </w:r>
+          </w:p>
+        </w:tc>
+        <w:tc>
+          <w:tcPr>
+            <w:tcW w:type="dxa" w:w="3118"/>
+          </w:tcPr>
+          <w:p>
+            <w:r>
+              <w:t>Хранится по значению, без id адреса, как в заявке; name — необязательное поле</w:t>
+            </w:r>
+          </w:p>
+        </w:tc>
+        <w:tc>
+          <w:tcPr>
+            <w:tcW w:type="dxa" w:w="4252"/>
+          </w:tcPr>
+          <w:p>
+            <w:r>
+              <w:t>Как в WaypointDTO заявки; id адреса из выдачи COMMON случайный и к адресу не привязан.</w:t>
+            </w:r>
+          </w:p>
+        </w:tc>
+      </w:tr>
+      <w:tr>
+        <w:tc>
+          <w:tcPr>
+            <w:tcW w:type="dxa" w:w="2268"/>
+          </w:tcPr>
+          <w:p>
+            <w:r>
+              <w:t>Истечение срока (D14)</w:t>
+            </w:r>
+          </w:p>
+        </w:tc>
+        <w:tc>
+          <w:tcPr>
+            <w:tcW w:type="dxa" w:w="3118"/>
+          </w:tcPr>
+          <w:p>
+            <w:r>
+              <w:t>Определяется по valid_to при чтении; is_active не меняется, фоновый перевод не выполняется</w:t>
+            </w:r>
+          </w:p>
+        </w:tc>
+        <w:tc>
+          <w:tcPr>
+            <w:tcW w:type="dxa" w:w="4252"/>
+          </w:tcPr>
+          <w:p>
+            <w:r>
+              <w:t>Маршрут действует, пока действует тариф; период можно не задавать (05.10).</w:t>
             </w:r>
           </w:p>
         </w:tc>
@@ -1069,6 +1165,322 @@
         <w:pStyle w:val="Heading1"/>
       </w:pPr>
       <w:r>
+        <w:t>Часть 5. Вопросы к API (T01.2)</w:t>
+      </w:r>
+    </w:p>
+    <w:p>
+      <w:pPr>
+        <w:pStyle w:val="Heading2"/>
+      </w:pPr>
+      <w:r>
+        <w:t>Вопрос 10. Контур API: путь, формат страниц и ошибок</w:t>
+      </w:r>
+    </w:p>
+    <w:p>
+      <w:pPr>
+        <w:spacing w:after="60"/>
+      </w:pPr>
+      <w:r>
+        <w:rPr>
+          <w:b/>
+        </w:rPr>
+        <w:t xml:space="preserve">Откуда: </w:t>
+      </w:r>
+      <w:r>
+        <w:t>[КОД] gateway-main (application.yml) направляет /api/&lt;сервис&gt;/** в сервис с отбрасыванием префикса, поэтому сервису избранных маршрутов нужен новый маршрут шлюза: /api/favorite-routes/** → /favorite-routes (пути карточки TRANSPORT-45586 — без префикса). [КОД] Формат ошибок ExceptionBody (transport_core) принят в сервисах заявок и корпоративном; в других (например, vehicle) используется ProblemDetail. [КОД] Поиск в сервисе тарифов возвращает страницу Spring Page.</w:t>
+      </w:r>
+    </w:p>
+    <w:p>
+      <w:pPr>
+        <w:spacing w:after="60"/>
+      </w:pPr>
+      <w:r>
+        <w:rPr>
+          <w:b/>
+        </w:rPr>
+        <w:t xml:space="preserve">Суть: </w:t>
+      </w:r>
+      <w:r>
+        <w:t>Подтвердить имя маршрута шлюза, формат тела ошибки и формат страницы списка.</w:t>
+      </w:r>
+    </w:p>
+    <w:p>
+      <w:pPr>
+        <w:spacing w:after="40"/>
+      </w:pPr>
+      <w:r>
+        <w:rPr>
+          <w:b/>
+        </w:rPr>
+        <w:t>Варианты:</w:t>
+      </w:r>
+    </w:p>
+    <w:p>
+      <w:pPr>
+        <w:pStyle w:val="ListBullet"/>
+      </w:pPr>
+      <w:r>
+        <w:t>A. /api/favorite-routes, ExceptionBody, страница Spring Page (items заменить на content).</w:t>
+      </w:r>
+    </w:p>
+    <w:p>
+      <w:pPr>
+        <w:pStyle w:val="ListBullet"/>
+      </w:pPr>
+      <w:r>
+        <w:t>B. Собственный формат страницы и ошибок.</w:t>
+      </w:r>
+    </w:p>
+    <w:p>
+      <w:pPr>
+        <w:spacing w:after="60"/>
+      </w:pPr>
+      <w:r>
+        <w:rPr>
+          <w:b/>
+        </w:rPr>
+        <w:t xml:space="preserve">Рекомендация: </w:t>
+      </w:r>
+      <w:r>
+        <w:t>A: единообразно с платформой; предел размера страницы определяется архитектором.</w:t>
+      </w:r>
+    </w:p>
+    <w:p>
+      <w:pPr>
+        <w:pStyle w:val="Heading2"/>
+      </w:pPr>
+      <w:r>
+        <w:t>Вопрос 11. Права доступа к справочнику</w:t>
+      </w:r>
+    </w:p>
+    <w:p>
+      <w:pPr>
+        <w:spacing w:after="60"/>
+      </w:pPr>
+      <w:r>
+        <w:rPr>
+          <w:b/>
+        </w:rPr>
+        <w:t xml:space="preserve">Откуда: </w:t>
+      </w:r>
+      <w:r>
+        <w:t>Протокол 10.09, п. 10: «доступ есть у всех, кто авторизован и имеет права». В БТ и карточке (BR-04) пользователь называется «Управляющий справочниками». [КОД] Права проверяются библиотекой role_check_starter по паре «HTTP-метод + шаблон URL»; разрешённые роли хранятся в сервисе ролей; при отказе — 403. Роль с названием «Управляющий справочниками» в коде платформы не найдена.</w:t>
+      </w:r>
+    </w:p>
+    <w:p>
+      <w:pPr>
+        <w:spacing w:after="60"/>
+      </w:pPr>
+      <w:r>
+        <w:rPr>
+          <w:b/>
+        </w:rPr>
+        <w:t xml:space="preserve">Суть: </w:t>
+      </w:r>
+      <w:r>
+        <w:t>Какая роль платформы даёт право на справочник и как зарегистрировать пары (метод, URL) за ней.</w:t>
+      </w:r>
+    </w:p>
+    <w:p>
+      <w:pPr>
+        <w:spacing w:after="40"/>
+      </w:pPr>
+      <w:r>
+        <w:rPr>
+          <w:b/>
+        </w:rPr>
+        <w:t>Варианты:</w:t>
+      </w:r>
+    </w:p>
+    <w:p>
+      <w:pPr>
+        <w:pStyle w:val="ListBullet"/>
+      </w:pPr>
+      <w:r>
+        <w:t>A. Существующая роль администратора корпоративного кабинета.</w:t>
+      </w:r>
+    </w:p>
+    <w:p>
+      <w:pPr>
+        <w:pStyle w:val="ListBullet"/>
+      </w:pPr>
+      <w:r>
+        <w:t>B. Новая роль «Управляющий справочниками» в сервисе ролей.</w:t>
+      </w:r>
+    </w:p>
+    <w:p>
+      <w:pPr>
+        <w:spacing w:after="60"/>
+      </w:pPr>
+      <w:r>
+        <w:rPr>
+          <w:b/>
+        </w:rPr>
+        <w:t xml:space="preserve">Рекомендация: </w:t>
+      </w:r>
+      <w:r>
+        <w:t>A, если на стенде у администратора кабинета есть доступ к «Правилам поездок → Справочник»; иначе B. Заказчику выбор не передаётся.</w:t>
+      </w:r>
+    </w:p>
+    <w:p>
+      <w:pPr>
+        <w:pStyle w:val="Heading2"/>
+      </w:pPr>
+      <w:r>
+        <w:t>Вопрос 12. Методы изменения и деактивации</w:t>
+      </w:r>
+    </w:p>
+    <w:p>
+      <w:pPr>
+        <w:spacing w:after="60"/>
+      </w:pPr>
+      <w:r>
+        <w:rPr>
+          <w:b/>
+        </w:rPr>
+        <w:t xml:space="preserve">Откуда: </w:t>
+      </w:r>
+      <w:r>
+        <w:t>Карточка TRANSPORT-45586 содержит POST, GET списка, GET по id и DELETE; метода изменения в ней нет, а изменение разрешено (протокол 10.09, п. 7) и нужно для BR-05, версий и истории. У DELETE нет тела, а версия записи (оптимистичная блокировка) должна приходить от клиента.</w:t>
+      </w:r>
+    </w:p>
+    <w:p>
+      <w:pPr>
+        <w:spacing w:after="60"/>
+      </w:pPr>
+      <w:r>
+        <w:rPr>
+          <w:b/>
+        </w:rPr>
+        <w:t xml:space="preserve">Суть: </w:t>
+      </w:r>
+      <w:r>
+        <w:t>Какой метод использовать для изменения и как передавать версию при деактивации.</w:t>
+      </w:r>
+    </w:p>
+    <w:p>
+      <w:pPr>
+        <w:spacing w:after="40"/>
+      </w:pPr>
+      <w:r>
+        <w:rPr>
+          <w:b/>
+        </w:rPr>
+        <w:t>Варианты:</w:t>
+      </w:r>
+    </w:p>
+    <w:p>
+      <w:pPr>
+        <w:pStyle w:val="ListBullet"/>
+      </w:pPr>
+      <w:r>
+        <w:t>Изменение: PUT (полная замена, version в теле) или PATCH (частичное).</w:t>
+      </w:r>
+    </w:p>
+    <w:p>
+      <w:pPr>
+        <w:pStyle w:val="ListBullet"/>
+      </w:pPr>
+      <w:r>
+        <w:t>Деактивация: DELETE с параметром ?version=n или заголовком If-Match.</w:t>
+      </w:r>
+    </w:p>
+    <w:p>
+      <w:pPr>
+        <w:spacing w:after="60"/>
+      </w:pPr>
+      <w:r>
+        <w:rPr>
+          <w:b/>
+        </w:rPr>
+        <w:t xml:space="preserve">Рекомендация: </w:t>
+      </w:r>
+      <w:r>
+        <w:t>PUT для изменения (форма сохраняет маршрут целиком, пересчёт зависит от всего набора точек); DELETE с параметром version. Карточку дополнить методом изменения.</w:t>
+      </w:r>
+    </w:p>
+    <w:p>
+      <w:pPr>
+        <w:pStyle w:val="Heading2"/>
+      </w:pPr>
+      <w:r>
+        <w:t>Вопрос 13. Бесплатное ожидание в списке</w:t>
+      </w:r>
+    </w:p>
+    <w:p>
+      <w:pPr>
+        <w:spacing w:after="60"/>
+      </w:pPr>
+      <w:r>
+        <w:rPr>
+          <w:b/>
+        </w:rPr>
+        <w:t xml:space="preserve">Откуда: </w:t>
+      </w:r>
+      <w:r>
+        <w:t>Бесплатное ожидание берётся из тарифа и в маршруте не хранится (T01.1, ЗАКРЫТО). Для виджетов WEB и МП значение нужно показывать (T02.1/T03.1), для такси лимит к остановкам не применяется.</w:t>
+      </w:r>
+    </w:p>
+    <w:p>
+      <w:pPr>
+        <w:spacing w:after="60"/>
+      </w:pPr>
+      <w:r>
+        <w:rPr>
+          <w:b/>
+        </w:rPr>
+        <w:t xml:space="preserve">Суть: </w:t>
+      </w:r>
+      <w:r>
+        <w:t>Запрашивать ли значение у TariffService при выдаче каждого списка без кэша и сколько вызовов допустимо на страницу.</w:t>
+      </w:r>
+    </w:p>
+    <w:p>
+      <w:pPr>
+        <w:spacing w:after="40"/>
+      </w:pPr>
+      <w:r>
+        <w:rPr>
+          <w:b/>
+        </w:rPr>
+        <w:t>Варианты:</w:t>
+      </w:r>
+    </w:p>
+    <w:p>
+      <w:pPr>
+        <w:pStyle w:val="ListBullet"/>
+      </w:pPr>
+      <w:r>
+        <w:t>A. Один вызов на страницу списка без собственного кэша.</w:t>
+      </w:r>
+    </w:p>
+    <w:p>
+      <w:pPr>
+        <w:pStyle w:val="ListBullet"/>
+      </w:pPr>
+      <w:r>
+        <w:t>B. Кэш значений на уровне сервиса маршрутов.</w:t>
+      </w:r>
+    </w:p>
+    <w:p>
+      <w:pPr>
+        <w:spacing w:after="60"/>
+      </w:pPr>
+      <w:r>
+        <w:rPr>
+          <w:b/>
+        </w:rPr>
+        <w:t xml:space="preserve">Рекомендация: </w:t>
+      </w:r>
+      <w:r>
+        <w:t>A: значение зависит от тарифа, который меняется при загрузке прайса; кэш усложняет актуальность. Уточнить в T01.4.</w:t>
+      </w:r>
+    </w:p>
+    <w:p>
+      <w:pPr>
+        <w:pStyle w:val="Heading1"/>
+      </w:pPr>
+      <w:r>
         <w:t>Что убрано из прежнего списка</w:t>
       </w:r>
     </w:p>
@@ -1372,6 +1784,28 @@
           <w:p>
             <w:r>
               <w:t>В прежнем списке отсутствовал (нумерация шла 7 → 9).</w:t>
+            </w:r>
+          </w:p>
+        </w:tc>
+      </w:tr>
+      <w:tr>
+        <w:tc>
+          <w:tcPr>
+            <w:tcW w:type="dxa" w:w="3969"/>
+          </w:tcPr>
+          <w:p>
+            <w:r>
+              <w:t>Новые 10–13</w:t>
+            </w:r>
+          </w:p>
+        </w:tc>
+        <w:tc>
+          <w:tcPr>
+            <w:tcW w:type="dxa" w:w="5669"/>
+          </w:tcPr>
+          <w:p>
+            <w:r>
+              <w:t>Добавлены по результатам сверки T01.1 и T01.2: контур API, права доступа, методы, бесплатное ожидание в списке; пункты D06, D01, D14 дополняют вопрос 1.</w:t>
             </w:r>
           </w:p>
         </w:tc>
